--- a/Tai_lieu_SRS/03_Website_Quan_tri/03_Cong_tac_boi_thuong/Bieu_mau/Mau_24_BTNN_Template.docx
+++ b/Tai_lieu_SRS/03_Website_Quan_tri/03_Cong_tac_boi_thuong/Bieu_mau/Mau_24_BTNN_Template.docx
@@ -192,9 +192,9 @@
     </w:p>
     <w:p>
       <w:pPr>
+        <w:spacing w:after="120" w:line="276" w:lineRule="auto"/>
+        <w:ind w:firstLine="567"/>
         <w:jc w:val="both"/>
-        <w:ind w:firstLine="567"/>
-        <w:spacing w:after="120" w:line="276" w:lineRule="auto"/>
       </w:pPr>
       <w:r>
         <w:rPr>
@@ -202,28 +202,13 @@
           <w:sz w:val="28"/>
           <w:szCs w:val="28"/>
         </w:rPr>
-        <w:t xml:space="preserve">Căn cứ Điều 50 Luật Trách nhiệm bồi thường của Nhà nước năm 2017 số 10/2017/QH14 (được sửa đổi, bổ sung bởi Luật số 15/2026/QH16);</w:t>
+        <w:t xml:space="preserve">Căn cứ Điều 50 Luật Trách nhiệm bồi thường của Nhà nước năm 2017 số 10/2017/QH14 (được sửa đổi, bổ sung bởi Luật số 15/2026/QH16),</w:t>
       </w:r>
     </w:p>
     <w:p>
       <w:pPr>
-        <w:jc w:val="both"/>
-        <w:ind w:firstLine="567"/>
         <w:spacing w:after="120" w:line="276" w:lineRule="auto"/>
-      </w:pPr>
-      <w:r>
-        <w:rPr>
-          <w:i/>
-          <w:sz w:val="28"/>
-          <w:szCs w:val="28"/>
-        </w:rPr>
-        <w:t xml:space="preserve">Căn cứ tài liệu, chứng cứ xác định lý do tạm đình chỉ ngày ##NgayXacDinhLyDoTamDinhChi##;</w:t>
-      </w:r>
-    </w:p>
-    <w:p>
-      <w:pPr>
         <w:jc w:val="center"/>
-        <w:spacing w:after="120" w:line="276" w:lineRule="auto"/>
       </w:pPr>
       <w:r>
         <w:rPr>
@@ -236,58 +221,58 @@
     </w:p>
     <w:p>
       <w:pPr>
+        <w:spacing w:after="120" w:line="276" w:lineRule="auto"/>
+        <w:ind w:firstLine="567"/>
         <w:jc w:val="both"/>
-        <w:ind w:firstLine="567"/>
-        <w:spacing w:after="120" w:line="276" w:lineRule="auto"/>
       </w:pPr>
       <w:r>
         <w:rPr>
           <w:sz w:val="28"/>
           <w:szCs w:val="28"/>
         </w:rPr>
-        <w:t xml:space="preserve">Điều 1. Tạm đình chỉ giải quyết yêu cầu bồi thường của Ông/Bà ##TenNguoiYeuCauBoiThuong##. Địa chỉ: ##DiaChiNguoiYeuCauBoiThuong## vì lý do: ##LyDoTamDinhChi##.</w:t>
+        <w:t xml:space="preserve">Điều 1. Tạm đình chỉ giải quyết yêu cầu bồi thường của Ông/Bà ##TenNguoiYeuCauBoiThuong##. Địa chỉ: ##DiaChiNguoiYeuCauBoiThuong## vì ##LyDoTamDinhChi##</w:t>
       </w:r>
     </w:p>
     <w:p>
       <w:pPr>
+        <w:spacing w:after="120" w:line="276" w:lineRule="auto"/>
+        <w:ind w:firstLine="567"/>
         <w:jc w:val="both"/>
-        <w:ind w:firstLine="567"/>
-        <w:spacing w:after="120" w:line="276" w:lineRule="auto"/>
       </w:pPr>
       <w:r>
         <w:rPr>
           <w:sz w:val="28"/>
           <w:szCs w:val="28"/>
         </w:rPr>
-        <w:t xml:space="preserve">Điều 2. Khi lý do tạm đình chỉ không còn thì cơ quan giải quyết bồi thường tiếp tục giải quyết bồi thường theo quy định của pháp luật.</w:t>
+        <w:t xml:space="preserve">Điều 2. Quyết định này có hiệu lực kể từ ngày ký.</w:t>
       </w:r>
     </w:p>
     <w:p>
       <w:pPr>
+        <w:spacing w:after="120" w:line="276" w:lineRule="auto"/>
+        <w:ind w:firstLine="567"/>
         <w:jc w:val="both"/>
-        <w:ind w:firstLine="567"/>
-        <w:spacing w:after="120" w:line="276" w:lineRule="auto"/>
       </w:pPr>
       <w:r>
         <w:rPr>
           <w:sz w:val="28"/>
           <w:szCs w:val="28"/>
         </w:rPr>
-        <w:t xml:space="preserve">Điều 3. Quyết định này có hiệu lực kể từ ngày ký.</w:t>
+        <w:t xml:space="preserve">Việc giải quyết bồi thường sẽ được xem xét khi có kết quả giải quyết của cơ quan, người có thẩm quyền ##LyDoTamDinhChi##.</w:t>
       </w:r>
     </w:p>
     <w:p>
       <w:pPr>
+        <w:spacing w:after="120" w:line="276" w:lineRule="auto"/>
+        <w:ind w:firstLine="567"/>
         <w:jc w:val="both"/>
-        <w:ind w:firstLine="567"/>
-        <w:spacing w:after="120" w:line="276" w:lineRule="auto"/>
       </w:pPr>
       <w:r>
         <w:rPr>
           <w:sz w:val="28"/>
           <w:szCs w:val="28"/>
         </w:rPr>
-        <w:t xml:space="preserve">Điều 4. Ông/Bà ##TenNguoiYeuCauBoiThuong## và cơ quan, tổ chức, cá nhân có liên quan chịu trách nhiệm thi hành Quyết định này./.</w:t>
+        <w:t xml:space="preserve">Điều 3. Ông/Bà ##TenNguoiYeuCauBoiThuong## và cơ quan, tổ chức, cá nhân có liên quan chịu trách nhiệm thi hành Quyết định này./.</w:t>
       </w:r>
     </w:p>
     <w:tbl>
@@ -333,7 +318,7 @@
                 <w:sz w:val="22"/>
                 <w:szCs w:val="22"/>
               </w:rPr>
-              <w:t xml:space="preserve">- Như Điều 4;</w:t>
+              <w:t xml:space="preserve">- Như Điều 3;</w:t>
             </w:r>
           </w:p>
           <w:p>
@@ -389,7 +374,7 @@
                 <w:sz w:val="28"/>
                 <w:szCs w:val="28"/>
               </w:rPr>
-              <w:t>##ChucVuNguoiDungDau##</w:t>
+              <w:t>##ChucVuNguoiKy##</w:t>
             </w:r>
           </w:p>
           <w:p>
@@ -402,7 +387,7 @@
                 <w:sz w:val="26"/>
                 <w:szCs w:val="26"/>
               </w:rPr>
-              <w:t>(Ký, ghi rõ họ tên, đóng dấu)</w:t>
+              <w:t>(Ký, ghi rõ họ tên và đóng dấu)</w:t>
             </w:r>
           </w:p>
           <w:p>
